--- a/Rapports_mensuels/Mois2026_01/ipc_note_17_ar_2026_01.docx
+++ b/Rapports_mensuels/Mois2026_01/ipc_note_17_ar_2026_01.docx
@@ -37,7 +37,7 @@
         <w:pStyle w:val="ipccorps"/>
       </w:pPr>
       <w:r>
-        <w:t xml:space="preserve">على المستوى الشهري ارتفع الرقم الاستدلالي للمواد ىالغذائية ب 1.6% في شهر يناير 2026 مقارنة بشهر دجنبر .2025 ويعزى ذلك الى زيادة أثمان</w:t>
+        <w:t xml:space="preserve">على المستوى الشهري ارتفع الرقم الاستدلالي للمواد الغذائية ب 1.6% في شهر يناير 2026 مقارنة بشهر دجنبر .2025 ويعزى ذلك الى زيادة أثمان</w:t>
       </w:r>
       <w:r>
         <w:t xml:space="preserve"> </w:t>
@@ -1432,7 +1432,7 @@
                 <w:szCs w:val="16"/>
                 <w:color w:val="000000"/>
               </w:rPr>
-              <w:t xml:space="preserve">-2,2</w:t>
+              <w:t xml:space="preserve">-1,1</w:t>
             </w:r>
           </w:p>
         </w:tc>
@@ -1486,7 +1486,7 @@
                 <w:szCs w:val="16"/>
                 <w:color w:val="000000"/>
               </w:rPr>
-              <w:t xml:space="preserve">-0,8</w:t>
+              <w:t xml:space="preserve">-1,4</w:t>
             </w:r>
           </w:p>
         </w:tc>
@@ -1540,7 +1540,7 @@
                 <w:szCs w:val="16"/>
                 <w:color w:val="000000"/>
               </w:rPr>
-              <w:t xml:space="preserve">0,8</w:t>
+              <w:t xml:space="preserve">1,6</w:t>
             </w:r>
           </w:p>
         </w:tc>
@@ -1594,7 +1594,7 @@
                 <w:szCs w:val="16"/>
                 <w:color w:val="000000"/>
               </w:rPr>
-              <w:t xml:space="preserve">129,2</w:t>
+              <w:t xml:space="preserve">136,2</w:t>
             </w:r>
           </w:p>
         </w:tc>
@@ -1648,7 +1648,7 @@
                 <w:szCs w:val="16"/>
                 <w:color w:val="000000"/>
               </w:rPr>
-              <w:t xml:space="preserve">128,2</w:t>
+              <w:t xml:space="preserve">134,1</w:t>
             </w:r>
           </w:p>
         </w:tc>
@@ -1702,7 +1702,7 @@
                 <w:szCs w:val="16"/>
                 <w:color w:val="000000"/>
               </w:rPr>
-              <w:t xml:space="preserve">128,6</w:t>
+              <w:t xml:space="preserve">135,3</w:t>
             </w:r>
           </w:p>
         </w:tc>
@@ -1756,7 +1756,7 @@
                 <w:szCs w:val="16"/>
                 <w:color w:val="000000"/>
               </w:rPr>
-              <w:t xml:space="preserve">130,3</w:t>
+              <w:t xml:space="preserve">138,1</w:t>
             </w:r>
           </w:p>
         </w:tc>
@@ -1810,7 +1810,7 @@
                 <w:szCs w:val="16"/>
                 <w:color w:val="000000"/>
               </w:rPr>
-              <w:t xml:space="preserve">132,1</w:t>
+              <w:t xml:space="preserve">137,7</w:t>
             </w:r>
           </w:p>
         </w:tc>
@@ -1864,7 +1864,7 @@
                 <w:szCs w:val="16"/>
                 <w:color w:val="000000"/>
               </w:rPr>
-              <w:t xml:space="preserve">39,009</w:t>
+              <w:t xml:space="preserve">49,716</w:t>
             </w:r>
           </w:p>
         </w:tc>
@@ -1978,7 +1978,7 @@
                 <w:szCs w:val="16"/>
                 <w:color w:val="000000"/>
               </w:rPr>
-              <w:t xml:space="preserve">-2,4</w:t>
+              <w:t xml:space="preserve">-1,3</w:t>
             </w:r>
           </w:p>
         </w:tc>
@@ -2032,7 +2032,7 @@
                 <w:szCs w:val="16"/>
                 <w:color w:val="000000"/>
               </w:rPr>
-              <w:t xml:space="preserve">-1,0</w:t>
+              <w:t xml:space="preserve">-1,6</w:t>
             </w:r>
           </w:p>
         </w:tc>
@@ -2086,7 +2086,7 @@
                 <w:szCs w:val="16"/>
                 <w:color w:val="000000"/>
               </w:rPr>
-              <w:t xml:space="preserve">0,7</w:t>
+              <w:t xml:space="preserve">1,5</w:t>
             </w:r>
           </w:p>
         </w:tc>
@@ -2140,7 +2140,7 @@
                 <w:szCs w:val="16"/>
                 <w:color w:val="000000"/>
               </w:rPr>
-              <w:t xml:space="preserve">128,4</w:t>
+              <w:t xml:space="preserve">135,6</w:t>
             </w:r>
           </w:p>
         </w:tc>
@@ -2194,7 +2194,7 @@
                 <w:szCs w:val="16"/>
                 <w:color w:val="000000"/>
               </w:rPr>
-              <w:t xml:space="preserve">127,5</w:t>
+              <w:t xml:space="preserve">133,6</w:t>
             </w:r>
           </w:p>
         </w:tc>
@@ -2248,7 +2248,7 @@
                 <w:szCs w:val="16"/>
                 <w:color w:val="000000"/>
               </w:rPr>
-              <w:t xml:space="preserve">127,9</w:t>
+              <w:t xml:space="preserve">134,9</w:t>
             </w:r>
           </w:p>
         </w:tc>
@@ -2302,7 +2302,7 @@
                 <w:szCs w:val="16"/>
                 <w:color w:val="000000"/>
               </w:rPr>
-              <w:t xml:space="preserve">129,7</w:t>
+              <w:t xml:space="preserve">137,8</w:t>
             </w:r>
           </w:p>
         </w:tc>
@@ -2356,7 +2356,7 @@
                 <w:szCs w:val="16"/>
                 <w:color w:val="000000"/>
               </w:rPr>
-              <w:t xml:space="preserve">131,6</w:t>
+              <w:t xml:space="preserve">137,4</w:t>
             </w:r>
           </w:p>
         </w:tc>
@@ -2410,7 +2410,7 @@
                 <w:szCs w:val="16"/>
                 <w:color w:val="000000"/>
               </w:rPr>
-              <w:t xml:space="preserve">37,502</w:t>
+              <w:t xml:space="preserve">48,371</w:t>
             </w:r>
           </w:p>
         </w:tc>
@@ -2524,7 +2524,7 @@
                 <w:szCs w:val="16"/>
                 <w:color w:val="000000"/>
               </w:rPr>
-              <w:t xml:space="preserve">3,7</w:t>
+              <w:t xml:space="preserve">5,0</w:t>
             </w:r>
           </w:p>
         </w:tc>
@@ -2578,7 +2578,7 @@
                 <w:szCs w:val="16"/>
                 <w:color w:val="000000"/>
               </w:rPr>
-              <w:t xml:space="preserve">3,0</w:t>
+              <w:t xml:space="preserve">4,1</w:t>
             </w:r>
           </w:p>
         </w:tc>
@@ -2632,7 +2632,7 @@
                 <w:szCs w:val="16"/>
                 <w:color w:val="000000"/>
               </w:rPr>
-              <w:t xml:space="preserve">3,0</w:t>
+              <w:t xml:space="preserve">3,6</w:t>
             </w:r>
           </w:p>
         </w:tc>
@@ -2686,7 +2686,7 @@
                 <w:szCs w:val="16"/>
                 <w:color w:val="000000"/>
               </w:rPr>
-              <w:t xml:space="preserve">149,3</w:t>
+              <w:t xml:space="preserve">156,3</w:t>
             </w:r>
           </w:p>
         </w:tc>
@@ -2740,7 +2740,7 @@
                 <w:szCs w:val="16"/>
                 <w:color w:val="000000"/>
               </w:rPr>
-              <w:t xml:space="preserve">145,0</w:t>
+              <w:t xml:space="preserve">150,8</w:t>
             </w:r>
           </w:p>
         </w:tc>
@@ -2794,7 +2794,7 @@
                 <w:szCs w:val="16"/>
                 <w:color w:val="000000"/>
               </w:rPr>
-              <w:t xml:space="preserve">145,0</w:t>
+              <w:t xml:space="preserve">150,1</w:t>
             </w:r>
           </w:p>
         </w:tc>
@@ -2848,7 +2848,7 @@
                 <w:szCs w:val="16"/>
                 <w:color w:val="000000"/>
               </w:rPr>
-              <w:t xml:space="preserve">145,0</w:t>
+              <w:t xml:space="preserve">150,1</w:t>
             </w:r>
           </w:p>
         </w:tc>
@@ -2902,7 +2902,7 @@
                 <w:szCs w:val="16"/>
                 <w:color w:val="000000"/>
               </w:rPr>
-              <w:t xml:space="preserve">144,0</w:t>
+              <w:t xml:space="preserve">148,9</w:t>
             </w:r>
           </w:p>
         </w:tc>
@@ -2956,7 +2956,7 @@
                 <w:szCs w:val="16"/>
                 <w:color w:val="000000"/>
               </w:rPr>
-              <w:t xml:space="preserve">1,507</w:t>
+              <w:t xml:space="preserve">1,345</w:t>
             </w:r>
           </w:p>
         </w:tc>
@@ -3070,7 +3070,7 @@
                 <w:szCs w:val="16"/>
                 <w:color w:val="000000"/>
               </w:rPr>
-              <w:t xml:space="preserve">0,4</w:t>
+              <w:t xml:space="preserve">-0,2</w:t>
             </w:r>
           </w:p>
         </w:tc>
@@ -3178,7 +3178,7 @@
                 <w:szCs w:val="16"/>
                 <w:color w:val="000000"/>
               </w:rPr>
-              <w:t xml:space="preserve">-0,2</w:t>
+              <w:t xml:space="preserve">-0,3</w:t>
             </w:r>
           </w:p>
         </w:tc>
@@ -3232,7 +3232,7 @@
                 <w:szCs w:val="16"/>
                 <w:color w:val="000000"/>
               </w:rPr>
-              <w:t xml:space="preserve">112,4</w:t>
+              <w:t xml:space="preserve">109,5</w:t>
             </w:r>
           </w:p>
         </w:tc>
@@ -3286,7 +3286,7 @@
                 <w:szCs w:val="16"/>
                 <w:color w:val="000000"/>
               </w:rPr>
-              <w:t xml:space="preserve">112,6</w:t>
+              <w:t xml:space="preserve">109,8</w:t>
             </w:r>
           </w:p>
         </w:tc>
@@ -3340,7 +3340,7 @@
                 <w:szCs w:val="16"/>
                 <w:color w:val="000000"/>
               </w:rPr>
-              <w:t xml:space="preserve">112,5</w:t>
+              <w:t xml:space="preserve">109,6</w:t>
             </w:r>
           </w:p>
         </w:tc>
@@ -3394,7 +3394,7 @@
                 <w:szCs w:val="16"/>
                 <w:color w:val="000000"/>
               </w:rPr>
-              <w:t xml:space="preserve">112,5</w:t>
+              <w:t xml:space="preserve">109,6</w:t>
             </w:r>
           </w:p>
         </w:tc>
@@ -3448,7 +3448,7 @@
                 <w:szCs w:val="16"/>
                 <w:color w:val="000000"/>
               </w:rPr>
-              <w:t xml:space="preserve">112,0</w:t>
+              <w:t xml:space="preserve">109,7</w:t>
             </w:r>
           </w:p>
         </w:tc>
@@ -3502,7 +3502,7 @@
                 <w:szCs w:val="16"/>
                 <w:color w:val="000000"/>
               </w:rPr>
-              <w:t xml:space="preserve">60,991</w:t>
+              <w:t xml:space="preserve">50,284</w:t>
             </w:r>
           </w:p>
         </w:tc>
@@ -3616,7 +3616,7 @@
                 <w:szCs w:val="16"/>
                 <w:color w:val="000000"/>
               </w:rPr>
-              <w:t xml:space="preserve">0,9</w:t>
+              <w:t xml:space="preserve">-0,8</w:t>
             </w:r>
           </w:p>
         </w:tc>
@@ -3670,7 +3670,7 @@
                 <w:szCs w:val="16"/>
                 <w:color w:val="000000"/>
               </w:rPr>
-              <w:t xml:space="preserve">-0,1</w:t>
+              <w:t xml:space="preserve">0,0</w:t>
             </w:r>
           </w:p>
         </w:tc>
@@ -3886,7 +3886,7 @@
                 <w:szCs w:val="16"/>
                 <w:color w:val="000000"/>
               </w:rPr>
-              <w:t xml:space="preserve">117,4</w:t>
+              <w:t xml:space="preserve">117,3</w:t>
             </w:r>
           </w:p>
         </w:tc>
@@ -3940,7 +3940,7 @@
                 <w:szCs w:val="16"/>
                 <w:color w:val="000000"/>
               </w:rPr>
-              <w:t xml:space="preserve">117,6</w:t>
+              <w:t xml:space="preserve">117,5</w:t>
             </w:r>
           </w:p>
         </w:tc>
@@ -3994,7 +3994,7 @@
                 <w:szCs w:val="16"/>
                 <w:color w:val="000000"/>
               </w:rPr>
-              <w:t xml:space="preserve">116,4</w:t>
+              <w:t xml:space="preserve">118,5</w:t>
             </w:r>
           </w:p>
         </w:tc>
@@ -4048,7 +4048,7 @@
                 <w:szCs w:val="16"/>
                 <w:color w:val="000000"/>
               </w:rPr>
-              <w:t xml:space="preserve">4,323</w:t>
+              <w:t xml:space="preserve">5,155</w:t>
             </w:r>
           </w:p>
         </w:tc>
@@ -4162,7 +4162,7 @@
                 <w:szCs w:val="16"/>
                 <w:color w:val="000000"/>
               </w:rPr>
-              <w:t xml:space="preserve">0,6</w:t>
+              <w:t xml:space="preserve">1,5</w:t>
             </w:r>
           </w:p>
         </w:tc>
@@ -4216,7 +4216,7 @@
                 <w:szCs w:val="16"/>
                 <w:color w:val="000000"/>
               </w:rPr>
-              <w:t xml:space="preserve">0,1</w:t>
+              <w:t xml:space="preserve">0,6</w:t>
             </w:r>
           </w:p>
         </w:tc>
@@ -4270,7 +4270,7 @@
                 <w:szCs w:val="16"/>
                 <w:color w:val="000000"/>
               </w:rPr>
-              <w:t xml:space="preserve">0,0</w:t>
+              <w:t xml:space="preserve">0,2</w:t>
             </w:r>
           </w:p>
         </w:tc>
@@ -4324,7 +4324,7 @@
                 <w:szCs w:val="16"/>
                 <w:color w:val="000000"/>
               </w:rPr>
-              <w:t xml:space="preserve">109,6</w:t>
+              <w:t xml:space="preserve">107,1</w:t>
             </w:r>
           </w:p>
         </w:tc>
@@ -4378,7 +4378,7 @@
                 <w:szCs w:val="16"/>
                 <w:color w:val="000000"/>
               </w:rPr>
-              <w:t xml:space="preserve">109,6</w:t>
+              <w:t xml:space="preserve">106,9</w:t>
             </w:r>
           </w:p>
         </w:tc>
@@ -4432,7 +4432,7 @@
                 <w:szCs w:val="16"/>
                 <w:color w:val="000000"/>
               </w:rPr>
-              <w:t xml:space="preserve">109,5</w:t>
+              <w:t xml:space="preserve">106,9</w:t>
             </w:r>
           </w:p>
         </w:tc>
@@ -4486,7 +4486,7 @@
                 <w:szCs w:val="16"/>
                 <w:color w:val="000000"/>
               </w:rPr>
-              <w:t xml:space="preserve">109,5</w:t>
+              <w:t xml:space="preserve">106,5</w:t>
             </w:r>
           </w:p>
         </w:tc>
@@ -4540,7 +4540,7 @@
                 <w:szCs w:val="16"/>
                 <w:color w:val="000000"/>
               </w:rPr>
-              <w:t xml:space="preserve">108,9</w:t>
+              <w:t xml:space="preserve">105,5</w:t>
             </w:r>
           </w:p>
         </w:tc>
@@ -4594,7 +4594,7 @@
                 <w:szCs w:val="16"/>
                 <w:color w:val="000000"/>
               </w:rPr>
-              <w:t xml:space="preserve">14,575</w:t>
+              <w:t xml:space="preserve">11,732</w:t>
             </w:r>
           </w:p>
         </w:tc>
@@ -4708,7 +4708,7 @@
                 <w:szCs w:val="16"/>
                 <w:color w:val="000000"/>
               </w:rPr>
-              <w:t xml:space="preserve">0,8</w:t>
+              <w:t xml:space="preserve">-0,4</w:t>
             </w:r>
           </w:p>
         </w:tc>
@@ -4762,7 +4762,7 @@
                 <w:szCs w:val="16"/>
                 <w:color w:val="000000"/>
               </w:rPr>
-              <w:t xml:space="preserve">0,2</w:t>
+              <w:t xml:space="preserve">-0,1</w:t>
             </w:r>
           </w:p>
         </w:tc>
@@ -4816,7 +4816,7 @@
                 <w:szCs w:val="16"/>
                 <w:color w:val="000000"/>
               </w:rPr>
-              <w:t xml:space="preserve">0,0</w:t>
+              <w:t xml:space="preserve">-0,1</w:t>
             </w:r>
           </w:p>
         </w:tc>
@@ -4870,7 +4870,7 @@
                 <w:szCs w:val="16"/>
                 <w:color w:val="000000"/>
               </w:rPr>
-              <w:t xml:space="preserve">113,2</w:t>
+              <w:t xml:space="preserve">112,9</w:t>
             </w:r>
           </w:p>
         </w:tc>
@@ -4924,7 +4924,7 @@
                 <w:szCs w:val="16"/>
                 <w:color w:val="000000"/>
               </w:rPr>
-              <w:t xml:space="preserve">113,2</w:t>
+              <w:t xml:space="preserve">113,0</w:t>
             </w:r>
           </w:p>
         </w:tc>
@@ -5086,7 +5086,7 @@
                 <w:szCs w:val="16"/>
                 <w:color w:val="000000"/>
               </w:rPr>
-              <w:t xml:space="preserve">112,3</w:t>
+              <w:t xml:space="preserve">113,4</w:t>
             </w:r>
           </w:p>
         </w:tc>
@@ -5140,7 +5140,7 @@
                 <w:szCs w:val="16"/>
                 <w:color w:val="000000"/>
               </w:rPr>
-              <w:t xml:space="preserve">4,407</w:t>
+              <w:t xml:space="preserve">3,094</w:t>
             </w:r>
           </w:p>
         </w:tc>
@@ -5308,7 +5308,7 @@
                 <w:szCs w:val="16"/>
                 <w:color w:val="000000"/>
               </w:rPr>
-              <w:t xml:space="preserve">0,0</w:t>
+              <w:t xml:space="preserve">0,3</w:t>
             </w:r>
           </w:p>
         </w:tc>
@@ -5362,7 +5362,7 @@
                 <w:szCs w:val="16"/>
                 <w:color w:val="000000"/>
               </w:rPr>
-              <w:t xml:space="preserve">0,0</w:t>
+              <w:t xml:space="preserve">0,3</w:t>
             </w:r>
           </w:p>
         </w:tc>
@@ -5416,7 +5416,7 @@
                 <w:szCs w:val="16"/>
                 <w:color w:val="000000"/>
               </w:rPr>
-              <w:t xml:space="preserve">101,5</w:t>
+              <w:t xml:space="preserve">99,1</w:t>
             </w:r>
           </w:p>
         </w:tc>
@@ -5470,7 +5470,7 @@
                 <w:szCs w:val="16"/>
                 <w:color w:val="000000"/>
               </w:rPr>
-              <w:t xml:space="preserve">101,5</w:t>
+              <w:t xml:space="preserve">98,8</w:t>
             </w:r>
           </w:p>
         </w:tc>
@@ -5524,7 +5524,7 @@
                 <w:szCs w:val="16"/>
                 <w:color w:val="000000"/>
               </w:rPr>
-              <w:t xml:space="preserve">101,5</w:t>
+              <w:t xml:space="preserve">98,8</w:t>
             </w:r>
           </w:p>
         </w:tc>
@@ -5578,7 +5578,7 @@
                 <w:szCs w:val="16"/>
                 <w:color w:val="000000"/>
               </w:rPr>
-              <w:t xml:space="preserve">101,5</w:t>
+              <w:t xml:space="preserve">98,8</w:t>
             </w:r>
           </w:p>
         </w:tc>
@@ -5632,7 +5632,7 @@
                 <w:szCs w:val="16"/>
                 <w:color w:val="000000"/>
               </w:rPr>
-              <w:t xml:space="preserve">101,2</w:t>
+              <w:t xml:space="preserve">98,8</w:t>
             </w:r>
           </w:p>
         </w:tc>
@@ -5686,7 +5686,7 @@
                 <w:szCs w:val="16"/>
                 <w:color w:val="000000"/>
               </w:rPr>
-              <w:t xml:space="preserve">7,741</w:t>
+              <w:t xml:space="preserve">6,413</w:t>
             </w:r>
           </w:p>
         </w:tc>
@@ -5800,7 +5800,7 @@
                 <w:szCs w:val="16"/>
                 <w:color w:val="000000"/>
               </w:rPr>
-              <w:t xml:space="preserve">-2,9</w:t>
+              <w:t xml:space="preserve">-5,0</w:t>
             </w:r>
           </w:p>
         </w:tc>
@@ -5854,7 +5854,7 @@
                 <w:szCs w:val="16"/>
                 <w:color w:val="000000"/>
               </w:rPr>
-              <w:t xml:space="preserve">-1,7</w:t>
+              <w:t xml:space="preserve">-2,1</w:t>
             </w:r>
           </w:p>
         </w:tc>
@@ -5908,7 +5908,7 @@
                 <w:szCs w:val="16"/>
                 <w:color w:val="000000"/>
               </w:rPr>
-              <w:t xml:space="preserve">-1,6</w:t>
+              <w:t xml:space="preserve">-2,5</w:t>
             </w:r>
           </w:p>
         </w:tc>
@@ -6016,7 +6016,7 @@
                 <w:szCs w:val="16"/>
                 <w:color w:val="000000"/>
               </w:rPr>
-              <w:t xml:space="preserve">115,7</w:t>
+              <w:t xml:space="preserve">116,8</w:t>
             </w:r>
           </w:p>
         </w:tc>
@@ -6070,7 +6070,7 @@
                 <w:szCs w:val="16"/>
                 <w:color w:val="000000"/>
               </w:rPr>
-              <w:t xml:space="preserve">115,8</w:t>
+              <w:t xml:space="preserve">116,2</w:t>
             </w:r>
           </w:p>
         </w:tc>
@@ -6124,7 +6124,7 @@
                 <w:szCs w:val="16"/>
                 <w:color w:val="000000"/>
               </w:rPr>
-              <w:t xml:space="preserve">115,9</w:t>
+              <w:t xml:space="preserve">116,3</w:t>
             </w:r>
           </w:p>
         </w:tc>
@@ -6178,7 +6178,7 @@
                 <w:szCs w:val="16"/>
                 <w:color w:val="000000"/>
               </w:rPr>
-              <w:t xml:space="preserve">117,3</w:t>
+              <w:t xml:space="preserve">119,9</w:t>
             </w:r>
           </w:p>
         </w:tc>
@@ -6232,7 +6232,7 @@
                 <w:szCs w:val="16"/>
                 <w:color w:val="000000"/>
               </w:rPr>
-              <w:t xml:space="preserve">10,040</w:t>
+              <w:t xml:space="preserve">7,704</w:t>
             </w:r>
           </w:p>
         </w:tc>
@@ -6346,7 +6346,7 @@
                 <w:szCs w:val="16"/>
                 <w:color w:val="000000"/>
               </w:rPr>
-              <w:t xml:space="preserve">-0,4</w:t>
+              <w:t xml:space="preserve">-0,2</w:t>
             </w:r>
           </w:p>
         </w:tc>
@@ -6400,7 +6400,7 @@
                 <w:szCs w:val="16"/>
                 <w:color w:val="000000"/>
               </w:rPr>
-              <w:t xml:space="preserve">-0,1</w:t>
+              <w:t xml:space="preserve">0,0</w:t>
             </w:r>
           </w:p>
         </w:tc>
@@ -6454,7 +6454,7 @@
                 <w:szCs w:val="16"/>
                 <w:color w:val="000000"/>
               </w:rPr>
-              <w:t xml:space="preserve">-0,1</w:t>
+              <w:t xml:space="preserve">0,0</w:t>
             </w:r>
           </w:p>
         </w:tc>
@@ -6508,7 +6508,7 @@
                 <w:szCs w:val="16"/>
                 <w:color w:val="000000"/>
               </w:rPr>
-              <w:t xml:space="preserve">103,7</w:t>
+              <w:t xml:space="preserve">101,4</w:t>
             </w:r>
           </w:p>
         </w:tc>
@@ -6562,7 +6562,7 @@
                 <w:szCs w:val="16"/>
                 <w:color w:val="000000"/>
               </w:rPr>
-              <w:t xml:space="preserve">103,8</w:t>
+              <w:t xml:space="preserve">101,4</w:t>
             </w:r>
           </w:p>
         </w:tc>
@@ -6616,7 +6616,7 @@
                 <w:szCs w:val="16"/>
                 <w:color w:val="000000"/>
               </w:rPr>
-              <w:t xml:space="preserve">103,8</w:t>
+              <w:t xml:space="preserve">101,4</w:t>
             </w:r>
           </w:p>
         </w:tc>
@@ -6670,7 +6670,7 @@
                 <w:szCs w:val="16"/>
                 <w:color w:val="000000"/>
               </w:rPr>
-              <w:t xml:space="preserve">103,8</w:t>
+              <w:t xml:space="preserve">101,4</w:t>
             </w:r>
           </w:p>
         </w:tc>
@@ -6724,7 +6724,7 @@
                 <w:szCs w:val="16"/>
                 <w:color w:val="000000"/>
               </w:rPr>
-              <w:t xml:space="preserve">104,1</w:t>
+              <w:t xml:space="preserve">101,6</w:t>
             </w:r>
           </w:p>
         </w:tc>
@@ -6778,7 +6778,7 @@
                 <w:szCs w:val="16"/>
                 <w:color w:val="000000"/>
               </w:rPr>
-              <w:t xml:space="preserve">2,958</w:t>
+              <w:t xml:space="preserve">2,892</w:t>
             </w:r>
           </w:p>
         </w:tc>
@@ -6892,7 +6892,7 @@
                 <w:szCs w:val="16"/>
                 <w:color w:val="000000"/>
               </w:rPr>
-              <w:t xml:space="preserve">-0,4</w:t>
+              <w:t xml:space="preserve">1,0</w:t>
             </w:r>
           </w:p>
         </w:tc>
@@ -6946,7 +6946,7 @@
                 <w:szCs w:val="16"/>
                 <w:color w:val="000000"/>
               </w:rPr>
-              <w:t xml:space="preserve">-0,1</w:t>
+              <w:t xml:space="preserve">2,2</w:t>
             </w:r>
           </w:p>
         </w:tc>
@@ -7000,7 +7000,7 @@
                 <w:szCs w:val="16"/>
                 <w:color w:val="000000"/>
               </w:rPr>
-              <w:t xml:space="preserve">0,0</w:t>
+              <w:t xml:space="preserve">0,6</w:t>
             </w:r>
           </w:p>
         </w:tc>
@@ -7054,7 +7054,7 @@
                 <w:szCs w:val="16"/>
                 <w:color w:val="000000"/>
               </w:rPr>
-              <w:t xml:space="preserve">104,9</w:t>
+              <w:t xml:space="preserve">97,0</w:t>
             </w:r>
           </w:p>
         </w:tc>
@@ -7108,7 +7108,7 @@
                 <w:szCs w:val="16"/>
                 <w:color w:val="000000"/>
               </w:rPr>
-              <w:t xml:space="preserve">104,9</w:t>
+              <w:t xml:space="preserve">96,4</w:t>
             </w:r>
           </w:p>
         </w:tc>
@@ -7162,7 +7162,7 @@
                 <w:szCs w:val="16"/>
                 <w:color w:val="000000"/>
               </w:rPr>
-              <w:t xml:space="preserve">104,9</w:t>
+              <w:t xml:space="preserve">94,9</w:t>
             </w:r>
           </w:p>
         </w:tc>
@@ -7216,7 +7216,7 @@
                 <w:szCs w:val="16"/>
                 <w:color w:val="000000"/>
               </w:rPr>
-              <w:t xml:space="preserve">105,0</w:t>
+              <w:t xml:space="preserve">94,9</w:t>
             </w:r>
           </w:p>
         </w:tc>
@@ -7270,7 +7270,7 @@
                 <w:szCs w:val="16"/>
                 <w:color w:val="000000"/>
               </w:rPr>
-              <w:t xml:space="preserve">105,3</w:t>
+              <w:t xml:space="preserve">96,0</w:t>
             </w:r>
           </w:p>
         </w:tc>
@@ -7324,7 +7324,7 @@
                 <w:szCs w:val="16"/>
                 <w:color w:val="000000"/>
               </w:rPr>
-              <w:t xml:space="preserve">2,735</w:t>
+              <w:t xml:space="preserve">1,933</w:t>
             </w:r>
           </w:p>
         </w:tc>
@@ -7438,7 +7438,7 @@
                 <w:szCs w:val="16"/>
                 <w:color w:val="000000"/>
               </w:rPr>
-              <w:t xml:space="preserve">2,1</w:t>
+              <w:t xml:space="preserve">0,6</w:t>
             </w:r>
           </w:p>
         </w:tc>
@@ -7600,7 +7600,7 @@
                 <w:szCs w:val="16"/>
                 <w:color w:val="000000"/>
               </w:rPr>
-              <w:t xml:space="preserve">124,4</w:t>
+              <w:t xml:space="preserve">114,8</w:t>
             </w:r>
           </w:p>
         </w:tc>
@@ -7654,7 +7654,7 @@
                 <w:szCs w:val="16"/>
                 <w:color w:val="000000"/>
               </w:rPr>
-              <w:t xml:space="preserve">124,4</w:t>
+              <w:t xml:space="preserve">114,8</w:t>
             </w:r>
           </w:p>
         </w:tc>
@@ -7708,7 +7708,7 @@
                 <w:szCs w:val="16"/>
                 <w:color w:val="000000"/>
               </w:rPr>
-              <w:t xml:space="preserve">124,4</w:t>
+              <w:t xml:space="preserve">114,8</w:t>
             </w:r>
           </w:p>
         </w:tc>
@@ -7762,7 +7762,7 @@
                 <w:szCs w:val="16"/>
                 <w:color w:val="000000"/>
               </w:rPr>
-              <w:t xml:space="preserve">124,4</w:t>
+              <w:t xml:space="preserve">114,8</w:t>
             </w:r>
           </w:p>
         </w:tc>
@@ -7816,7 +7816,7 @@
                 <w:szCs w:val="16"/>
                 <w:color w:val="000000"/>
               </w:rPr>
-              <w:t xml:space="preserve">121,8</w:t>
+              <w:t xml:space="preserve">114,1</w:t>
             </w:r>
           </w:p>
         </w:tc>
@@ -7870,7 +7870,7 @@
                 <w:szCs w:val="16"/>
                 <w:color w:val="000000"/>
               </w:rPr>
-              <w:t xml:space="preserve">5,636</w:t>
+              <w:t xml:space="preserve">3,842</w:t>
             </w:r>
           </w:p>
         </w:tc>
@@ -8038,7 +8038,7 @@
                 <w:szCs w:val="16"/>
                 <w:color w:val="000000"/>
               </w:rPr>
-              <w:t xml:space="preserve">0,2</w:t>
+              <w:t xml:space="preserve">-2,0</w:t>
             </w:r>
           </w:p>
         </w:tc>
@@ -8092,7 +8092,7 @@
                 <w:szCs w:val="16"/>
                 <w:color w:val="000000"/>
               </w:rPr>
-              <w:t xml:space="preserve">-0,2</w:t>
+              <w:t xml:space="preserve">-0,4</w:t>
             </w:r>
           </w:p>
         </w:tc>
@@ -8146,7 +8146,7 @@
                 <w:szCs w:val="16"/>
                 <w:color w:val="000000"/>
               </w:rPr>
-              <w:t xml:space="preserve">122,5</w:t>
+              <w:t xml:space="preserve">112,8</w:t>
             </w:r>
           </w:p>
         </w:tc>
@@ -8200,7 +8200,7 @@
                 <w:szCs w:val="16"/>
                 <w:color w:val="000000"/>
               </w:rPr>
-              <w:t xml:space="preserve">122,8</w:t>
+              <w:t xml:space="preserve">113,3</w:t>
             </w:r>
           </w:p>
         </w:tc>
@@ -8254,7 +8254,7 @@
                 <w:szCs w:val="16"/>
                 <w:color w:val="000000"/>
               </w:rPr>
-              <w:t xml:space="preserve">122,2</w:t>
+              <w:t xml:space="preserve">113,2</w:t>
             </w:r>
           </w:p>
         </w:tc>
@@ -8308,7 +8308,7 @@
                 <w:szCs w:val="16"/>
                 <w:color w:val="000000"/>
               </w:rPr>
-              <w:t xml:space="preserve">122,2</w:t>
+              <w:t xml:space="preserve">115,1</w:t>
             </w:r>
           </w:p>
         </w:tc>
@@ -8362,7 +8362,7 @@
                 <w:szCs w:val="16"/>
                 <w:color w:val="000000"/>
               </w:rPr>
-              <w:t xml:space="preserve">119,8</w:t>
+              <w:t xml:space="preserve">110,3</w:t>
             </w:r>
           </w:p>
         </w:tc>
@@ -8416,7 +8416,7 @@
                 <w:szCs w:val="16"/>
                 <w:color w:val="000000"/>
               </w:rPr>
-              <w:t xml:space="preserve">1,461</w:t>
+              <w:t xml:space="preserve">2,258</w:t>
             </w:r>
           </w:p>
         </w:tc>
@@ -8530,7 +8530,7 @@
                 <w:szCs w:val="16"/>
                 <w:color w:val="000000"/>
               </w:rPr>
-              <w:t xml:space="preserve">2,8</w:t>
+              <w:t xml:space="preserve">2,5</w:t>
             </w:r>
           </w:p>
         </w:tc>
@@ -8584,7 +8584,7 @@
                 <w:szCs w:val="16"/>
                 <w:color w:val="000000"/>
               </w:rPr>
-              <w:t xml:space="preserve">1,4</w:t>
+              <w:t xml:space="preserve">0,7</w:t>
             </w:r>
           </w:p>
         </w:tc>
@@ -8638,7 +8638,7 @@
                 <w:szCs w:val="16"/>
                 <w:color w:val="000000"/>
               </w:rPr>
-              <w:t xml:space="preserve">1,0</w:t>
+              <w:t xml:space="preserve">0,6</w:t>
             </w:r>
           </w:p>
         </w:tc>
@@ -8692,7 +8692,7 @@
                 <w:szCs w:val="16"/>
                 <w:color w:val="000000"/>
               </w:rPr>
-              <w:t xml:space="preserve">119,1</w:t>
+              <w:t xml:space="preserve">115,1</w:t>
             </w:r>
           </w:p>
         </w:tc>
@@ -8746,7 +8746,7 @@
                 <w:szCs w:val="16"/>
                 <w:color w:val="000000"/>
               </w:rPr>
-              <w:t xml:space="preserve">117,9</w:t>
+              <w:t xml:space="preserve">114,4</w:t>
             </w:r>
           </w:p>
         </w:tc>
@@ -8800,7 +8800,7 @@
                 <w:szCs w:val="16"/>
                 <w:color w:val="000000"/>
               </w:rPr>
-              <w:t xml:space="preserve">117,8</w:t>
+              <w:t xml:space="preserve">114,3</w:t>
             </w:r>
           </w:p>
         </w:tc>
@@ -8854,7 +8854,7 @@
                 <w:szCs w:val="16"/>
                 <w:color w:val="000000"/>
               </w:rPr>
-              <w:t xml:space="preserve">117,4</w:t>
+              <w:t xml:space="preserve">114,3</w:t>
             </w:r>
           </w:p>
         </w:tc>
@@ -8908,7 +8908,7 @@
                 <w:szCs w:val="16"/>
                 <w:color w:val="000000"/>
               </w:rPr>
-              <w:t xml:space="preserve">115,9</w:t>
+              <w:t xml:space="preserve">112,3</w:t>
             </w:r>
           </w:p>
         </w:tc>
@@ -8962,7 +8962,7 @@
                 <w:szCs w:val="16"/>
                 <w:color w:val="000000"/>
               </w:rPr>
-              <w:t xml:space="preserve">7,115</w:t>
+              <w:t xml:space="preserve">5,261</w:t>
             </w:r>
           </w:p>
         </w:tc>
@@ -9076,7 +9076,7 @@
                 <w:szCs w:val="16"/>
                 <w:color w:val="000000"/>
               </w:rPr>
-              <w:t xml:space="preserve">-0,8</w:t>
+              <w:t xml:space="preserve">-0,7</w:t>
             </w:r>
           </w:p>
         </w:tc>
@@ -9130,7 +9130,7 @@
                 <w:szCs w:val="16"/>
                 <w:color w:val="000000"/>
               </w:rPr>
-              <w:t xml:space="preserve">-0,4</w:t>
+              <w:t xml:space="preserve">-0,9</w:t>
             </w:r>
           </w:p>
         </w:tc>
@@ -9184,7 +9184,7 @@
                 <w:szCs w:val="16"/>
                 <w:color w:val="000000"/>
               </w:rPr>
-              <w:t xml:space="preserve">0,3</w:t>
+              <w:t xml:space="preserve">0,7</w:t>
             </w:r>
           </w:p>
         </w:tc>
@@ -9238,7 +9238,7 @@
                 <w:szCs w:val="16"/>
                 <w:color w:val="000000"/>
               </w:rPr>
-              <w:t xml:space="preserve">119,0</w:t>
+              <w:t xml:space="preserve">123,0</w:t>
             </w:r>
           </w:p>
         </w:tc>
@@ -9292,7 +9292,7 @@
                 <w:szCs w:val="16"/>
                 <w:color w:val="000000"/>
               </w:rPr>
-              <w:t xml:space="preserve">118,7</w:t>
+              <w:t xml:space="preserve">122,1</w:t>
             </w:r>
           </w:p>
         </w:tc>
@@ -9346,7 +9346,7 @@
                 <w:szCs w:val="16"/>
                 <w:color w:val="000000"/>
               </w:rPr>
-              <w:t xml:space="preserve">118,8</w:t>
+              <w:t xml:space="preserve">122,6</w:t>
             </w:r>
           </w:p>
         </w:tc>
@@ -9400,7 +9400,7 @@
                 <w:szCs w:val="16"/>
                 <w:color w:val="000000"/>
               </w:rPr>
-              <w:t xml:space="preserve">119,5</w:t>
+              <w:t xml:space="preserve">124,1</w:t>
             </w:r>
           </w:p>
         </w:tc>
@@ -9454,7 +9454,7 @@
                 <w:szCs w:val="16"/>
                 <w:color w:val="000000"/>
               </w:rPr>
-              <w:t xml:space="preserve">119,9</w:t>
+              <w:t xml:space="preserve">123,9</w:t>
             </w:r>
           </w:p>
         </w:tc>
